--- a/document_templates/russian_library/Претензии/Торговля_и_товары/шаблон_Претензия_в_интернет-магазин.docx
+++ b/document_templates/russian_library/Претензии/Торговля_и_товары/шаблон_Претензия_в_интернет-магазин.docx
@@ -68,30 +68,7 @@
           <w:rStyle w:val="citation-495"/>
           <w:lang w:val="en-US"/>
         </w:rPr>
-        <w:t xml:space="preserve">: {{ </w:t>
-      </w:r>
-      <w:proofErr w:type="spellStart"/>
-      <w:r>
-        <w:rPr>
-          <w:rStyle w:val="citation-495"/>
-          <w:lang w:val="en-US"/>
-        </w:rPr>
-        <w:t>sender_name_passport</w:t>
-      </w:r>
-      <w:proofErr w:type="spellEnd"/>
-      <w:r>
-        <w:rPr>
-          <w:rStyle w:val="citation-495"/>
-          <w:lang w:val="en-US"/>
-        </w:rPr>
-        <w:t xml:space="preserve"> }</w:t>
-      </w:r>
-      <w:r>
-        <w:rPr>
-          <w:rStyle w:val="citation-495"/>
-          <w:lang w:val="en-US"/>
-        </w:rPr>
-        <w:t>}</w:t>
+        <w:t xml:space="preserve">: {{ sender_name_passport_adres_registracii_sender_address }}</w:t>
       </w:r>
     </w:p>
     <w:p>
@@ -100,108 +77,16 @@
         <w:ind w:left="5244"/>
         <w:jc w:val="both"/>
         <w:rPr>
-          <w:rStyle w:val="citation-494"/>
-          <w:lang w:val="en-US"/>
-        </w:rPr>
-      </w:pPr>
-      <w:r>
-        <w:rPr>
-          <w:rStyle w:val="citation-494"/>
-        </w:rPr>
-        <w:t>Адрес</w:t>
-      </w:r>
-      <w:r>
-        <w:rPr>
-          <w:rStyle w:val="citation-494"/>
-          <w:lang w:val="en-US"/>
-        </w:rPr>
-        <w:t xml:space="preserve"> </w:t>
-      </w:r>
-      <w:r>
-        <w:rPr>
-          <w:rStyle w:val="citation-494"/>
-        </w:rPr>
-        <w:t>регистрации</w:t>
-      </w:r>
-      <w:r>
-        <w:rPr>
-          <w:rStyle w:val="citation-494"/>
-          <w:lang w:val="en-US"/>
-        </w:rPr>
-        <w:t xml:space="preserve">: {{ w_t_w_r_w_prooferr_w_type_spellstart_w_r_w_rsidrpr_008d5531_w_rpr_w_rstyle_w_val_citation_494_w_lang_w_val_en_us_w_rpr_w_t_sender_address_w_t_w_r_w_prooferr_w_type_spellend_w_r_w_rsidrpr_008d5531_w_rpr_w_rstyle_w_val_citation_494_w_lang_w_val_en_us_w_rpr_w_t_xml_space_preserve }}</w:t>
-      </w:r>
-    </w:p>
-    <w:p>
-      <w:pPr>
-        <w:pStyle w:val="NormalWeb"/>
-        <w:ind w:left="5244"/>
-        <w:jc w:val="both"/>
-        <w:rPr>
           <w:rStyle w:val="citation-493"/>
           <w:lang w:val="en-US"/>
         </w:rPr>
       </w:pPr>
-      <w:proofErr w:type="gramStart"/>
       <w:r>
         <w:rPr>
           <w:rStyle w:val="citation-493"/>
           <w:lang w:val="en-US"/>
         </w:rPr>
-        <w:t xml:space="preserve">{{ </w:t>
-      </w:r>
-      <w:proofErr w:type="spellStart"/>
-      <w:r>
-        <w:rPr>
-          <w:rStyle w:val="citation-493"/>
-          <w:lang w:val="en-US"/>
-        </w:rPr>
-        <w:t>document</w:t>
-      </w:r>
-      <w:proofErr w:type="gramEnd"/>
-      <w:r>
-        <w:rPr>
-          <w:rStyle w:val="citation-493"/>
-          <w:lang w:val="en-US"/>
-        </w:rPr>
-        <w:t>_date</w:t>
-      </w:r>
-      <w:proofErr w:type="spellEnd"/>
-      <w:r>
-        <w:rPr>
-          <w:rStyle w:val="citation-493"/>
-          <w:lang w:val="en-US"/>
-        </w:rPr>
-        <w:t xml:space="preserve"> }</w:t>
-      </w:r>
-      <w:r>
-        <w:rPr>
-          <w:rStyle w:val="citation-493"/>
-          <w:lang w:val="en-US"/>
-        </w:rPr>
-        <w:t>}</w:t>
-      </w:r>
-    </w:p>
-    <w:p>
-      <w:pPr>
-        <w:pStyle w:val="NormalWeb"/>
-        <w:ind w:left="5244"/>
-        <w:jc w:val="both"/>
-        <w:rPr>
-          <w:lang w:val="en-US"/>
-        </w:rPr>
-      </w:pPr>
-      <w:r>
-        <w:rPr>
-          <w:rStyle w:val="citation-492"/>
-        </w:rPr>
-        <w:t>Телефон</w:t>
-      </w:r>
-      <w:r>
-        <w:rPr>
-          <w:rStyle w:val="citation-492"/>
-          <w:lang w:val="en-US"/>
-        </w:rPr>
-        <w:t xml:space="preserve">: {{ w_t_w_r_w_prooferr_w_type_spellstart_w_r_w_rsidrpr_008d5531_w_rpr_w_rstyle_w_val_citation_492_w_lang_w_val_en_us_w_rpr_w_t_sender_phone_w_t_w_r_w_prooferr_w_type_spellend_w_r_w_rsidrpr_008d5531_w_rpr_w_rstyle_w_val_citation_492_w_lang_w_val_en_us_w_rpr_w_t_xml_space_preserve }} </w:t>
+        <w:t xml:space="preserve">{{ document_date_telefon_sender_phone }} </w:t>
       </w:r>
     </w:p>
     <w:p>
@@ -261,7 +146,7 @@
         <w:rPr>
           <w:rStyle w:val="citation-491"/>
         </w:rPr>
-        <w:t xml:space="preserve">{{ w_t_w_r_w_r_w_rpr_w_rstyle_w_val_citation_491_w_lang_w_val_en_us_w_rpr_w_t_shop_w_t_w_r_w_r_w_rsidrpr_008d5531_w_rpr_w_rstyle_w_val_citation_491_w_rpr_w_t_w_t_w_r_w_r_w_rpr_w_rstyle_w_val_citation_491_w_lang_w_val_en_us_w_rpr_w_t_name_w_t_w_r_w_r_w_rsidrpr_008d5531_w_rpr_w_rstyle_w_val_citation_491_w_rpr_w_t_xml_space_preserve }}</w:t>
+        <w:t xml:space="preserve">{{ shop_name }}</w:t>
       </w:r>
     </w:p>
     <w:p>
@@ -279,7 +164,7 @@
         <w:rPr>
           <w:lang w:val="en-US"/>
         </w:rPr>
-        <w:t xml:space="preserve">, {{ w_t_w_r_w_prooferr_w_type_spellstart_w_r_w_rsidrpr_008d5531_w_rpr_w_lang_w_val_en_us_w_rpr_w_t_sender_fio_w_t_w_r_w_prooferr_w_type_spellend_w_r_w_rsidrpr_008d5531_w_rpr_w_lang_w_val_en_us_w_rpr_w_t_xml_space_preserve }}, {{ w_t_w_r_w_prooferr_w_type_spellstart_w_r_w_rsidrpr_008d5531_w_rpr_w_lang_w_val_en_us_w_rpr_w_t_event_date_w_t_w_r_w_prooferr_w_type_spellend_w_r_w_rsidrpr_008d5531_w_rpr_w_lang_w_val_en_us_w_rpr_w_t_xml_space_preserve }} </w:t>
+        <w:t xml:space="preserve">, {{ sender_fio }}, {{ event_date }} </w:t>
       </w:r>
       <w:r>
         <w:t>г</w:t>
@@ -290,13 +175,12 @@
         </w:rPr>
         <w:t xml:space="preserve">. </w:t>
       </w:r>
-      <w:proofErr w:type="gramStart"/>
       <w:r>
         <w:rPr>
           <w:rStyle w:val="citation-490"/>
           <w:lang w:val="en-US"/>
         </w:rPr>
-        <w:t xml:space="preserve">{{ w_t_w_r_w_prooferr_w_type_spellstart_w_r_w_rsidrpr_008d5531_w_rpr_w_rstyle_w_val_citation_490_w_lang_w_val_en_us_w_rpr_w_t_purchase_w_t_w_r_w_prooferr_w_type_gramend_w_r_w_rsidrpr_008d5531_w_rpr_w_rstyle_w_val_citation_490_w_lang_w_val_en_us_w_rpr_w_t_and_incident_facts_w_t_w_r_w_prooferr_w_type_spellend_w_r_w_rsidrpr_008d5531_w_rpr_w_rstyle_w_val_citation_490_w_lang_w_val_en_us_w_rpr_w_t_xml_space_preserve }}. </w:t>
+        <w:t xml:space="preserve">{{ purchase_and_incident_facts }}. </w:t>
       </w:r>
     </w:p>
     <w:p>
@@ -352,7 +236,6 @@
           <w:lang w:val="en-US"/>
         </w:rPr>
       </w:pPr>
-      <w:proofErr w:type="gramStart"/>
       <w:r>
         <w:rPr>
           <w:rFonts w:ascii="Times New Roman" w:hAnsi="Times New Roman" w:cs="Times New Roman"/>
@@ -360,7 +243,7 @@
           <w:szCs w:val="24"/>
           <w:lang w:val="en-US"/>
         </w:rPr>
-        <w:t xml:space="preserve">{{ w_t_w_r_w_prooferr_w_type_spellstart_w_r_w_rpr_w_rfonts_w_ascii_times_new_roman_w_hansi_times_new_roman_w_cs_times_new_roman_w_sz_w_val_24_w_szcs_w_val_24_w_lang_w_val_en_us_w_rpr_w_t_sender_w_t_w_r_w_prooferr_w_type_gramend_w_r_w_rpr_w_rfonts_w_ascii_times_new_roman_w_hansi_times_new_roman_w_cs_times_new_roman_w_sz_w_val_24_w_szcs_w_val_24_w_lang_w_val_en_us_w_rpr_w_t_full_name_w_t_w_r_w_prooferr_w_type_spellend_w_r_w_rpr_w_rfonts_w_ascii_times_new_roman_w_hansi_times_new_roman_w_cs_times_new_roman_w_sz_w_val_24_w_szcs_w_val_24_w_lang_w_val_en_us_w_rpr_w_t_xml_space_preserve }}</w:t>
+        <w:t xml:space="preserve">{{ sender_full_name }}</w:t>
       </w:r>
       <w:r>
         <w:rPr>
